--- a/7-8-2025 - Day 5.docx
+++ b/7-8-2025 - Day 5.docx
@@ -1135,6 +1135,52 @@
           <w:szCs w:val="28"/>
         </w:rPr>
       </w:pPr>
+    </w:p>
+    <w:p>
+      <w:pPr>
+        <w:rPr>
+          <w:sz w:val="28"/>
+          <w:szCs w:val="28"/>
+        </w:rPr>
+      </w:pPr>
+      <w:r>
+        <w:rPr>
+          <w:sz w:val="28"/>
+          <w:szCs w:val="28"/>
+        </w:rPr>
+        <w:t xml:space="preserve">synchronization is use to block or lock the thread or it is use to use all resource for only one thread at time. </w:t>
+      </w:r>
+    </w:p>
+    <w:p>
+      <w:pPr>
+        <w:rPr>
+          <w:sz w:val="28"/>
+          <w:szCs w:val="28"/>
+        </w:rPr>
+      </w:pPr>
+      <w:r>
+        <w:rPr>
+          <w:sz w:val="28"/>
+          <w:szCs w:val="28"/>
+        </w:rPr>
+        <w:t xml:space="preserve">to achieve the </w:t>
+      </w:r>
+      <w:proofErr w:type="gramStart"/>
+      <w:r>
+        <w:rPr>
+          <w:sz w:val="28"/>
+          <w:szCs w:val="28"/>
+        </w:rPr>
+        <w:t>synchronization</w:t>
+      </w:r>
+      <w:proofErr w:type="gramEnd"/>
+      <w:r>
+        <w:rPr>
+          <w:sz w:val="28"/>
+          <w:szCs w:val="28"/>
+        </w:rPr>
+        <w:t xml:space="preserve"> we need to use synchronized keyword. this keyword we can use with </w:t>
+      </w:r>
     </w:p>
     <w:sectPr>
       <w:pgSz w:w="11906" w:h="16838"/>
